--- a/arb/docx/18.content.docx
+++ b/arb/docx/18.content.docx
@@ -9,6 +9,8 @@
       </w:pPr>
       <w:r>
         <w:rPr>
+          <w:rtl/>
+          <w:cs/>
           <w:lang w:val="ar_AE" w:bidi="ar_AE"/>
         </w:rPr>
       </w:r>
@@ -20,12 +22,16 @@
       </w:pPr>
       <w:r>
         <w:rPr>
+          <w:rtl/>
+          <w:cs/>
           <w:lang w:val="ar_AE" w:bidi="ar_AE"/>
         </w:rPr>
         <w:t>Resource: Biblica Study Notes</w:t>
       </w:r>
       <w:r>
         <w:rPr>
+          <w:rtl/>
+          <w:cs/>
           <w:lang w:val="ar_AE" w:bidi="ar_AE"/>
         </w:rPr>
       </w:r>
@@ -36,53 +42,71 @@
       </w:pPr>
       <w:r>
         <w:rPr>
+          <w:rtl/>
+          <w:cs/>
           <w:lang w:val="ar_AE" w:bidi="ar_AE"/>
         </w:rPr>
       </w:r>
       <w:r>
         <w:rPr>
           <w:b/>
+          <w:rtl/>
+          <w:cs/>
           <w:lang w:val="ar_AE" w:bidi="ar_AE"/>
         </w:rPr>
         <w:t>Biblica Study Notes (Book Intros)</w:t>
       </w:r>
       <w:r>
         <w:rPr>
+          <w:rtl/>
+          <w:cs/>
           <w:lang w:val="ar_AE" w:bidi="ar_AE"/>
         </w:rPr>
         <w:t xml:space="preserve"> © 2023 Biblica Inc. Released under CC BY-SA 4.0 license. </w:t>
       </w:r>
       <w:r>
         <w:rPr>
+          <w:rtl/>
+          <w:cs/>
           <w:lang w:val="ar_AE" w:bidi="ar_AE"/>
         </w:rPr>
         <w:t>Biblica Study Notes</w:t>
       </w:r>
       <w:r>
         <w:rPr>
+          <w:rtl/>
+          <w:cs/>
           <w:lang w:val="ar_AE" w:bidi="ar_AE"/>
         </w:rPr>
         <w:t xml:space="preserve"> has been adapted in the following languages: Tok Pisin, Arabic (عربي), French (Français), Hindi (हिंदी), Indonesian (Bahasa Indonesia), Portuguese (Português), Russian (Русский), Spanish (Español), Swahili (Kiswahili), and Simplified Chinese (简体中文)from </w:t>
       </w:r>
       <w:r>
         <w:rPr>
+          <w:rtl/>
+          <w:cs/>
           <w:lang w:val="ar_AE" w:bidi="ar_AE"/>
         </w:rPr>
         <w:t>Biblica Study Notes</w:t>
       </w:r>
       <w:r>
         <w:rPr>
+          <w:rtl/>
+          <w:cs/>
           <w:lang w:val="ar_AE" w:bidi="ar_AE"/>
         </w:rPr>
         <w:t xml:space="preserve"> © 2023 Biblica Inc. Released under CC BY-SA 4.0 license by Mission Mutual</w:t>
       </w:r>
       <w:r>
         <w:rPr>
-          <w:lang w:val="ar_AE" w:bidi="ar_AE"/>
-        </w:rPr>
-      </w:r>
-      <w:r>
-        <w:rPr>
+          <w:rtl/>
+          <w:cs/>
+          <w:lang w:val="ar_AE" w:bidi="ar_AE"/>
+        </w:rPr>
+      </w:r>
+      <w:r>
+        <w:rPr>
+          <w:rtl/>
+          <w:cs/>
           <w:lang w:val="ar_AE" w:bidi="ar_AE"/>
         </w:rPr>
       </w:r>
@@ -94,6 +118,8 @@
       </w:pPr>
       <w:r>
         <w:rPr>
+          <w:rtl/>
+          <w:cs/>
           <w:lang w:val="ar_AE" w:bidi="ar_AE"/>
         </w:rPr>
         <w:t>Biblica Study Notes</w:t>
@@ -123,6 +149,8 @@
       </w:pPr>
       <w:r>
         <w:rPr>
+          <w:rtl/>
+          <w:cs/>
           <w:lang w:val="ar_AE" w:bidi="ar_AE"/>
         </w:rPr>
       </w:r>
@@ -134,12 +162,16 @@
       </w:pPr>
       <w:r>
         <w:rPr>
+          <w:rtl/>
+          <w:cs/>
           <w:lang w:val="ar_AE" w:bidi="ar_AE"/>
         </w:rPr>
         <w:t>JOB</w:t>
       </w:r>
       <w:r>
         <w:rPr>
+          <w:rtl/>
+          <w:cs/>
           <w:lang w:val="ar_AE" w:bidi="ar_AE"/>
         </w:rPr>
       </w:r>
@@ -150,22 +182,30 @@
       </w:pPr>
       <w:r>
         <w:rPr>
-          <w:lang w:val="ar_AE" w:bidi="ar_AE"/>
-        </w:rPr>
-      </w:r>
-      <w:r>
-        <w:rPr>
+          <w:rtl/>
+          <w:cs/>
+          <w:lang w:val="ar_AE" w:bidi="ar_AE"/>
+        </w:rPr>
+      </w:r>
+      <w:r>
+        <w:rPr>
+          <w:rtl/>
+          <w:cs/>
           <w:lang w:val="ar_AE" w:bidi="ar_AE"/>
         </w:rPr>
         <w:t xml:space="preserve"> </w:t>
       </w:r>
       <w:r>
         <w:rPr>
-          <w:lang w:val="ar_AE" w:bidi="ar_AE"/>
-        </w:rPr>
-      </w:r>
-      <w:r>
-        <w:rPr>
+          <w:rtl/>
+          <w:cs/>
+          <w:lang w:val="ar_AE" w:bidi="ar_AE"/>
+        </w:rPr>
+      </w:r>
+      <w:r>
+        <w:rPr>
+          <w:rtl/>
+          <w:cs/>
           <w:lang w:val="ar_AE" w:bidi="ar_AE"/>
         </w:rPr>
       </w:r>
@@ -191,6 +231,8 @@
       </w:pPr>
       <w:r>
         <w:rPr>
+          <w:rtl/>
+          <w:cs/>
           <w:lang w:val="ar_AE" w:bidi="ar_AE"/>
         </w:rPr>
       </w:r>
@@ -202,12 +244,16 @@
       </w:pPr>
       <w:r>
         <w:rPr>
+          <w:rtl/>
+          <w:cs/>
           <w:lang w:val="ar_AE" w:bidi="ar_AE"/>
         </w:rPr>
         <w:t>أيوب</w:t>
       </w:r>
       <w:r>
         <w:rPr>
+          <w:rtl/>
+          <w:cs/>
           <w:lang w:val="ar_AE" w:bidi="ar_AE"/>
         </w:rPr>
       </w:r>
@@ -218,12 +264,16 @@
       </w:pPr>
       <w:r>
         <w:rPr>
+          <w:rtl/>
+          <w:cs/>
           <w:lang w:val="ar_AE" w:bidi="ar_AE"/>
         </w:rPr>
       </w:r>
       <w:r>
         <w:rPr>
           <w:b/>
+          <w:rtl/>
+          <w:cs/>
           <w:lang w:val="ar_AE" w:bidi="ar_AE"/>
         </w:rPr>
         <w:t>ما هو سفر أيوب؟</w:t>
@@ -238,11 +288,15 @@
       </w:pPr>
       <w:r>
         <w:rPr>
-          <w:lang w:val="ar_AE" w:bidi="ar_AE"/>
-        </w:rPr>
-      </w:r>
-      <w:r>
-        <w:rPr>
+          <w:rtl/>
+          <w:cs/>
+          <w:lang w:val="ar_AE" w:bidi="ar_AE"/>
+        </w:rPr>
+      </w:r>
+      <w:r>
+        <w:rPr>
+          <w:rtl/>
+          <w:cs/>
           <w:lang w:val="ar_AE" w:bidi="ar_AE"/>
         </w:rPr>
         <w:t>أيوب هو سفر من أسفار الحكمة والشعر والأناشيد في إسرائيل. وهو يطرح العديد من الأسئلة حول المعاناة ويقدم بعض الإجابات. ويقوم بذلك من خلال قصة عن أيوب وخطابات لأيوب وأصدقائه والله. ومعظم السفر مكتوب في صورة قصائد طويلة.</w:t>
@@ -257,11 +311,15 @@
       </w:pPr>
       <w:r>
         <w:rPr>
-          <w:lang w:val="ar_AE" w:bidi="ar_AE"/>
-        </w:rPr>
-      </w:r>
-      <w:r>
-        <w:rPr>
+          <w:rtl/>
+          <w:cs/>
+          <w:lang w:val="ar_AE" w:bidi="ar_AE"/>
+        </w:rPr>
+      </w:r>
+      <w:r>
+        <w:rPr>
+          <w:rtl/>
+          <w:cs/>
           <w:lang w:val="ar_AE" w:bidi="ar_AE"/>
         </w:rPr>
         <w:t>حدثت قصة أيوب في زمن عاش فيه إبراهيم وإسحاق ويعقوب. وقد وقعت في شرق أرض إسرائيل.</w:t>
@@ -276,11 +334,15 @@
       </w:pPr>
       <w:r>
         <w:rPr>
-          <w:lang w:val="ar_AE" w:bidi="ar_AE"/>
-        </w:rPr>
-      </w:r>
-      <w:r>
-        <w:rPr>
+          <w:rtl/>
+          <w:cs/>
+          <w:lang w:val="ar_AE" w:bidi="ar_AE"/>
+        </w:rPr>
+      </w:r>
+      <w:r>
+        <w:rPr>
+          <w:rtl/>
+          <w:cs/>
           <w:lang w:val="ar_AE" w:bidi="ar_AE"/>
         </w:rPr>
         <w:t>لا يُعرف من كتب سفر أيوب أو متى تم تدوينه.</w:t>
@@ -292,12 +354,16 @@
       </w:pPr>
       <w:r>
         <w:rPr>
+          <w:rtl/>
+          <w:cs/>
           <w:lang w:val="ar_AE" w:bidi="ar_AE"/>
         </w:rPr>
       </w:r>
       <w:r>
         <w:rPr>
           <w:b/>
+          <w:rtl/>
+          <w:cs/>
           <w:lang w:val="ar_AE" w:bidi="ar_AE"/>
         </w:rPr>
         <w:t>لمن كُتب هذا السفر؟</w:t>
@@ -312,11 +378,15 @@
       </w:pPr>
       <w:r>
         <w:rPr>
-          <w:lang w:val="ar_AE" w:bidi="ar_AE"/>
-        </w:rPr>
-      </w:r>
-      <w:r>
-        <w:rPr>
+          <w:rtl/>
+          <w:cs/>
+          <w:lang w:val="ar_AE" w:bidi="ar_AE"/>
+        </w:rPr>
+      </w:r>
+      <w:r>
+        <w:rPr>
+          <w:rtl/>
+          <w:cs/>
           <w:lang w:val="ar_AE" w:bidi="ar_AE"/>
         </w:rPr>
         <w:t>لشعب إسرائيل.</w:t>
@@ -328,12 +398,16 @@
       </w:pPr>
       <w:r>
         <w:rPr>
+          <w:rtl/>
+          <w:cs/>
           <w:lang w:val="ar_AE" w:bidi="ar_AE"/>
         </w:rPr>
       </w:r>
       <w:r>
         <w:rPr>
           <w:b/>
+          <w:rtl/>
+          <w:cs/>
           <w:lang w:val="ar_AE" w:bidi="ar_AE"/>
         </w:rPr>
         <w:t>لماذا كُتب سفر أيوب؟</w:t>
@@ -348,11 +422,15 @@
       </w:pPr>
       <w:r>
         <w:rPr>
-          <w:lang w:val="ar_AE" w:bidi="ar_AE"/>
-        </w:rPr>
-      </w:r>
-      <w:r>
-        <w:rPr>
+          <w:rtl/>
+          <w:cs/>
+          <w:lang w:val="ar_AE" w:bidi="ar_AE"/>
+        </w:rPr>
+      </w:r>
+      <w:r>
+        <w:rPr>
+          <w:rtl/>
+          <w:cs/>
           <w:lang w:val="ar_AE" w:bidi="ar_AE"/>
         </w:rPr>
         <w:t>لشرح الطرق المختلفة التي يعاني بها الناس.</w:t>
@@ -367,11 +445,15 @@
       </w:pPr>
       <w:r>
         <w:rPr>
-          <w:lang w:val="ar_AE" w:bidi="ar_AE"/>
-        </w:rPr>
-      </w:r>
-      <w:r>
-        <w:rPr>
+          <w:rtl/>
+          <w:cs/>
+          <w:lang w:val="ar_AE" w:bidi="ar_AE"/>
+        </w:rPr>
+      </w:r>
+      <w:r>
+        <w:rPr>
+          <w:rtl/>
+          <w:cs/>
           <w:lang w:val="ar_AE" w:bidi="ar_AE"/>
         </w:rPr>
         <w:t>لإظهار أن الله لديه قوة وسلطان أكبر من أي شيء أو أي شخص آخر.</w:t>
@@ -386,11 +468,15 @@
       </w:pPr>
       <w:r>
         <w:rPr>
-          <w:lang w:val="ar_AE" w:bidi="ar_AE"/>
-        </w:rPr>
-      </w:r>
-      <w:r>
-        <w:rPr>
+          <w:rtl/>
+          <w:cs/>
+          <w:lang w:val="ar_AE" w:bidi="ar_AE"/>
+        </w:rPr>
+      </w:r>
+      <w:r>
+        <w:rPr>
+          <w:rtl/>
+          <w:cs/>
           <w:lang w:val="ar_AE" w:bidi="ar_AE"/>
         </w:rPr>
         <w:t>لإظهار أن الله يجعل الحياة ممكنة لكل شيء خلقه.</w:t>
@@ -405,11 +491,15 @@
       </w:pPr>
       <w:r>
         <w:rPr>
-          <w:lang w:val="ar_AE" w:bidi="ar_AE"/>
-        </w:rPr>
-      </w:r>
-      <w:r>
-        <w:rPr>
+          <w:rtl/>
+          <w:cs/>
+          <w:lang w:val="ar_AE" w:bidi="ar_AE"/>
+        </w:rPr>
+      </w:r>
+      <w:r>
+        <w:rPr>
+          <w:rtl/>
+          <w:cs/>
           <w:lang w:val="ar_AE" w:bidi="ar_AE"/>
         </w:rPr>
         <w:t>لتقديم مثال على شخص يبقى أمينًا لله وهو يعاني.</w:t>
@@ -421,12 +511,16 @@
       </w:pPr>
       <w:r>
         <w:rPr>
+          <w:rtl/>
+          <w:cs/>
           <w:lang w:val="ar_AE" w:bidi="ar_AE"/>
         </w:rPr>
       </w:r>
       <w:r>
         <w:rPr>
           <w:b/>
+          <w:rtl/>
+          <w:cs/>
           <w:lang w:val="ar_AE" w:bidi="ar_AE"/>
         </w:rPr>
         <w:t>الأفكار الرئيسية</w:t>
@@ -441,11 +535,15 @@
       </w:pPr>
       <w:r>
         <w:rPr>
-          <w:lang w:val="ar_AE" w:bidi="ar_AE"/>
-        </w:rPr>
-      </w:r>
-      <w:r>
-        <w:rPr>
+          <w:rtl/>
+          <w:cs/>
+          <w:lang w:val="ar_AE" w:bidi="ar_AE"/>
+        </w:rPr>
+      </w:r>
+      <w:r>
+        <w:rPr>
+          <w:rtl/>
+          <w:cs/>
           <w:lang w:val="ar_AE" w:bidi="ar_AE"/>
         </w:rPr>
         <w:t>المعاناة تحدث لأسباب مختلفة. ولا يمكن تفسيرها فقط كنتيجة لخطأ شخص ما.</w:t>
@@ -460,11 +558,15 @@
       </w:pPr>
       <w:r>
         <w:rPr>
-          <w:lang w:val="ar_AE" w:bidi="ar_AE"/>
-        </w:rPr>
-      </w:r>
-      <w:r>
-        <w:rPr>
+          <w:rtl/>
+          <w:cs/>
+          <w:lang w:val="ar_AE" w:bidi="ar_AE"/>
+        </w:rPr>
+      </w:r>
+      <w:r>
+        <w:rPr>
+          <w:rtl/>
+          <w:cs/>
           <w:lang w:val="ar_AE" w:bidi="ar_AE"/>
         </w:rPr>
         <w:t>لا يستطيع البشر فهم الله وأفعاله بشكل كامل. لكن يمكنهم الثقة بأنه يحب كل ما خلقه ويفعل الخير لمخلوقاته.</w:t>
@@ -479,11 +581,15 @@
       </w:pPr>
       <w:r>
         <w:rPr>
-          <w:lang w:val="ar_AE" w:bidi="ar_AE"/>
-        </w:rPr>
-      </w:r>
-      <w:r>
-        <w:rPr>
+          <w:rtl/>
+          <w:cs/>
+          <w:lang w:val="ar_AE" w:bidi="ar_AE"/>
+        </w:rPr>
+      </w:r>
+      <w:r>
+        <w:rPr>
+          <w:rtl/>
+          <w:cs/>
           <w:lang w:val="ar_AE" w:bidi="ar_AE"/>
         </w:rPr>
         <w:t>يختبر الله البشر. ويمكن للاختبارات أن تُظهر ما إذا كان الشخص ملتزمًا ومكرسًا بالحق لله أم لا.</w:t>
@@ -495,12 +601,16 @@
       </w:pPr>
       <w:r>
         <w:rPr>
+          <w:rtl/>
+          <w:cs/>
           <w:lang w:val="ar_AE" w:bidi="ar_AE"/>
         </w:rPr>
       </w:r>
       <w:r>
         <w:rPr>
           <w:b/>
+          <w:rtl/>
+          <w:cs/>
           <w:lang w:val="ar_AE" w:bidi="ar_AE"/>
         </w:rPr>
         <w:t>مخطط السفر</w:t>
@@ -512,12 +622,16 @@
       </w:pPr>
       <w:r>
         <w:rPr>
+          <w:rtl/>
+          <w:cs/>
           <w:lang w:val="ar_AE" w:bidi="ar_AE"/>
         </w:rPr>
       </w:r>
       <w:r>
         <w:rPr>
           <w:b/>
+          <w:rtl/>
+          <w:cs/>
           <w:lang w:val="ar_AE" w:bidi="ar_AE"/>
         </w:rPr>
         <w:t>أيوب مُبارك بالنجاح (1:1–5).</w:t>
@@ -529,18 +643,24 @@
       </w:pPr>
       <w:r>
         <w:rPr>
+          <w:rtl/>
+          <w:cs/>
           <w:lang w:val="ar_AE" w:bidi="ar_AE"/>
         </w:rPr>
       </w:r>
       <w:r>
         <w:rPr>
           <w:b/>
+          <w:rtl/>
+          <w:cs/>
           <w:lang w:val="ar_AE" w:bidi="ar_AE"/>
         </w:rPr>
         <w:t>أيوب يُمتحن</w:t>
       </w:r>
       <w:r>
         <w:rPr>
+          <w:rtl/>
+          <w:cs/>
           <w:lang w:val="ar_AE" w:bidi="ar_AE"/>
         </w:rPr>
         <w:t xml:space="preserve"> </w:t>
@@ -548,6 +668,8 @@
       <w:r>
         <w:rPr>
           <w:b/>
+          <w:rtl/>
+          <w:cs/>
           <w:lang w:val="ar_AE" w:bidi="ar_AE"/>
         </w:rPr>
         <w:t>(1 – 2).</w:t>
@@ -559,18 +681,24 @@
       </w:pPr>
       <w:r>
         <w:rPr>
+          <w:rtl/>
+          <w:cs/>
           <w:lang w:val="ar_AE" w:bidi="ar_AE"/>
         </w:rPr>
       </w:r>
       <w:r>
         <w:rPr>
           <w:b/>
+          <w:rtl/>
+          <w:cs/>
           <w:lang w:val="ar_AE" w:bidi="ar_AE"/>
         </w:rPr>
         <w:t>خطابات أيوب،</w:t>
       </w:r>
       <w:r>
         <w:rPr>
+          <w:rtl/>
+          <w:cs/>
           <w:lang w:val="ar_AE" w:bidi="ar_AE"/>
         </w:rPr>
         <w:t xml:space="preserve"> </w:t>
@@ -578,6 +706,8 @@
       <w:r>
         <w:rPr>
           <w:b/>
+          <w:rtl/>
+          <w:cs/>
           <w:lang w:val="ar_AE" w:bidi="ar_AE"/>
         </w:rPr>
         <w:t>أليفاز، بلدد وصوفر (3 – 31).</w:t>
@@ -589,12 +719,16 @@
       </w:pPr>
       <w:r>
         <w:rPr>
+          <w:rtl/>
+          <w:cs/>
           <w:lang w:val="ar_AE" w:bidi="ar_AE"/>
         </w:rPr>
       </w:r>
       <w:r>
         <w:rPr>
           <w:b/>
+          <w:rtl/>
+          <w:cs/>
           <w:lang w:val="ar_AE" w:bidi="ar_AE"/>
         </w:rPr>
         <w:t>خطاب أليهو (32 – 37).</w:t>
@@ -606,12 +740,16 @@
       </w:pPr>
       <w:r>
         <w:rPr>
+          <w:rtl/>
+          <w:cs/>
           <w:lang w:val="ar_AE" w:bidi="ar_AE"/>
         </w:rPr>
       </w:r>
       <w:r>
         <w:rPr>
           <w:b/>
+          <w:rtl/>
+          <w:cs/>
           <w:lang w:val="ar_AE" w:bidi="ar_AE"/>
         </w:rPr>
         <w:t>خطابات الله (38:1 – 42:6).</w:t>
@@ -623,23 +761,31 @@
       </w:pPr>
       <w:r>
         <w:rPr>
+          <w:rtl/>
+          <w:cs/>
           <w:lang w:val="ar_AE" w:bidi="ar_AE"/>
         </w:rPr>
       </w:r>
       <w:r>
         <w:rPr>
           <w:b/>
+          <w:rtl/>
+          <w:cs/>
           <w:lang w:val="ar_AE" w:bidi="ar_AE"/>
         </w:rPr>
         <w:t>أيوب يُبارك بالنجاح مرة أخرى (42:7–17).</w:t>
       </w:r>
       <w:r>
         <w:rPr>
-          <w:lang w:val="ar_AE" w:bidi="ar_AE"/>
-        </w:rPr>
-      </w:r>
-      <w:r>
-        <w:rPr>
+          <w:rtl/>
+          <w:cs/>
+          <w:lang w:val="ar_AE" w:bidi="ar_AE"/>
+        </w:rPr>
+      </w:r>
+      <w:r>
+        <w:rPr>
+          <w:rtl/>
+          <w:cs/>
           <w:lang w:val="ar_AE" w:bidi="ar_AE"/>
         </w:rPr>
       </w:r>
